--- a/IRMA Architecture.docx
+++ b/IRMA Architecture.docx
@@ -23,7 +23,13 @@
         <w:t>ti</w:t>
       </w:r>
       <w:r>
-        <w:t>on-resistant-stablecoin/irma is the "IRMA Market Maker"</w:t>
+        <w:t>on-resistant-</w:t>
+      </w:r>
+      <w:r>
+        <w:t>token</w:t>
+      </w:r>
+      <w:r>
+        <w:t>/irma is the "IRMA Market Maker"</w:t>
       </w:r>
       <w:r>
         <w:t>, “Inflation Oracle”, and “Off-chain Worker”</w:t>
@@ -196,7 +202,15 @@
         <w:ind w:left="730"/>
       </w:pPr>
       <w:r>
-        <w:t>In the beginning there will be no redemp on prices (because there are no reserves yet). If there are six reserve stablecoins, there will be six mint prices (six sell limit orders) and six redemp</w:t>
+        <w:t xml:space="preserve">In the beginning there will be no </w:t>
+      </w:r>
+      <w:proofErr w:type="spellStart"/>
+      <w:r>
+        <w:t>redemp</w:t>
+      </w:r>
+      <w:proofErr w:type="spellEnd"/>
+      <w:r>
+        <w:t xml:space="preserve"> on prices (because there are no reserves yet). If there are six reserve stablecoins, there will be six mint prices (six sell limit orders) and six redemp</w:t>
       </w:r>
       <w:r>
         <w:t>ti</w:t>
